--- a/tillsyn/A 25752-2025 tillsynsbegäran.docx
+++ b/tillsyn/A 25752-2025 tillsynsbegäran.docx
@@ -264,7 +264,7 @@
     <w:r>
       <w:tab/>
       <w:tab/>
-      <w:t>2025-05-30</w:t>
+      <w:t>2025-06-01</w:t>
       <w:br/>
       <w:br/>
     </w:r>

--- a/tillsyn/A 25752-2025 tillsynsbegäran.docx
+++ b/tillsyn/A 25752-2025 tillsynsbegäran.docx
@@ -264,7 +264,7 @@
     <w:r>
       <w:tab/>
       <w:tab/>
-      <w:t>2025-06-01</w:t>
+      <w:t>2025-06-02</w:t>
       <w:br/>
       <w:br/>
     </w:r>

--- a/tillsyn/A 25752-2025 tillsynsbegäran.docx
+++ b/tillsyn/A 25752-2025 tillsynsbegäran.docx
@@ -264,7 +264,7 @@
     <w:r>
       <w:tab/>
       <w:tab/>
-      <w:t>2025-06-02</w:t>
+      <w:t>2025-06-03</w:t>
       <w:br/>
       <w:br/>
     </w:r>

--- a/tillsyn/A 25752-2025 tillsynsbegäran.docx
+++ b/tillsyn/A 25752-2025 tillsynsbegäran.docx
@@ -264,7 +264,7 @@
     <w:r>
       <w:tab/>
       <w:tab/>
-      <w:t>2025-06-03</w:t>
+      <w:t>2025-06-04</w:t>
       <w:br/>
       <w:br/>
     </w:r>

--- a/tillsyn/A 25752-2025 tillsynsbegäran.docx
+++ b/tillsyn/A 25752-2025 tillsynsbegäran.docx
@@ -264,7 +264,7 @@
     <w:r>
       <w:tab/>
       <w:tab/>
-      <w:t>2025-06-04</w:t>
+      <w:t>2025-06-05</w:t>
       <w:br/>
       <w:br/>
     </w:r>

--- a/tillsyn/A 25752-2025 tillsynsbegäran.docx
+++ b/tillsyn/A 25752-2025 tillsynsbegäran.docx
@@ -264,7 +264,7 @@
     <w:r>
       <w:tab/>
       <w:tab/>
-      <w:t>2025-06-13</w:t>
+      <w:t>2025-06-15</w:t>
       <w:br/>
       <w:br/>
     </w:r>

--- a/tillsyn/A 25752-2025 tillsynsbegäran.docx
+++ b/tillsyn/A 25752-2025 tillsynsbegäran.docx
@@ -264,7 +264,7 @@
     <w:r>
       <w:tab/>
       <w:tab/>
-      <w:t>2025-06-15</w:t>
+      <w:t>2025-06-16</w:t>
       <w:br/>
       <w:br/>
     </w:r>

--- a/tillsyn/A 25752-2025 tillsynsbegäran.docx
+++ b/tillsyn/A 25752-2025 tillsynsbegäran.docx
@@ -264,7 +264,7 @@
     <w:r>
       <w:tab/>
       <w:tab/>
-      <w:t>2025-06-16</w:t>
+      <w:t>2025-06-17</w:t>
       <w:br/>
       <w:br/>
     </w:r>

--- a/tillsyn/A 25752-2025 tillsynsbegäran.docx
+++ b/tillsyn/A 25752-2025 tillsynsbegäran.docx
@@ -35,7 +35,7 @@
     </w:p>
     <w:p>
       <w:r>
-        <w:t>I avverkningsanmälan har följande 3 naturvårdsarter hittats: dvärgbägarlav (NT), mörk kolflarnlav (NT) och varglav (NT, §8). Av dessa är 3 rödlistade. För rödlistade arter har rödlistekategorin angivits inom parentes. För fridlysta arter anges även paragrafen i Artskyddsförordningen som arten är fridlyst enligt.</w:t>
+        <w:t>I avverkningsanmälan har följande 5 naturvårdsarter hittats: blanksvart spiklav (NT), dvärgbägarlav (NT), mörk kolflarnlav (NT), varglav (NT, §8) och dropptaggsvamp (S). Av dessa är 4 rödlistade. För rödlistade arter har rödlistekategorin angivits inom parentes. Arter som är signalarter enligt Skogsstyrelsen har markerats med (S). För fridlysta arter anges även paragrafen i Artskyddsförordningen som arten är fridlyst enligt.</w:t>
       </w:r>
     </w:p>
     <w:p>
@@ -50,7 +50,7 @@
       <w:r>
         <w:drawing>
           <wp:inline xmlns:a="http://schemas.openxmlformats.org/drawingml/2006/main" xmlns:pic="http://schemas.openxmlformats.org/drawingml/2006/picture">
-            <wp:extent cx="5486400" cy="3471430"/>
+            <wp:extent cx="5486400" cy="3439476"/>
             <wp:docPr id="1" name="Picture 1"/>
             <wp:cNvGraphicFramePr>
               <a:graphicFrameLocks noChangeAspect="1"/>
@@ -71,7 +71,7 @@
                   <pic:spPr>
                     <a:xfrm>
                       <a:off x="0" y="0"/>
-                      <a:ext cx="5486400" cy="3471430"/>
+                      <a:ext cx="5486400" cy="3439476"/>
                     </a:xfrm>
                     <a:prstGeom prst="rect"/>
                   </pic:spPr>
@@ -88,6 +88,17 @@
       </w:pPr>
       <w:r>
         <w:t>Figur 1. Fyndplatser för naturvårdsarter i det avverkningsanmälda området (röd linje). Markörer utan svart kant är placerade på fyndplatsen. Markörer med svart kant är placerade vid sidan av fyndplatsen och har ett svart streck som visar fyndplatsens exakta position. Kartans mittpunktskoordinat är N 6827608, E 413680 i SWEREF 99 TM.</w:t>
+      </w:r>
+    </w:p>
+    <w:p>
+      <w:r>
+        <w:rPr>
+          <w:b/>
+        </w:rPr>
+        <w:t>Blanksvart spiklav (NT)</w:t>
+      </w:r>
+      <w:r>
+        <w:t xml:space="preserve"> förekommer på torr, hård, gammal kärnved men även på äldre ytved av tall i naturskogsartade bestånd med begränsad brandpåverkan och ostörd hydrologi. Skogsbruksåtgärder på eller i närheten av lokaler med blanksvart spiklav utgör ett hot. Naturskogsartade öppna tall- och barrblandskogar med blanksvart spiklav indikerar höga biologiska värden och bör bevaras (SLU Artdatabanken, 2024).</w:t>
       </w:r>
     </w:p>
     <w:p>
@@ -264,7 +275,7 @@
     <w:r>
       <w:tab/>
       <w:tab/>
-      <w:t>2025-06-17</w:t>
+      <w:t>2025-06-18</w:t>
       <w:br/>
       <w:br/>
     </w:r>

--- a/tillsyn/A 25752-2025 tillsynsbegäran.docx
+++ b/tillsyn/A 25752-2025 tillsynsbegäran.docx
@@ -275,7 +275,7 @@
     <w:r>
       <w:tab/>
       <w:tab/>
-      <w:t>2025-06-18</w:t>
+      <w:t>2025-06-19</w:t>
       <w:br/>
       <w:br/>
     </w:r>

--- a/tillsyn/A 25752-2025 tillsynsbegäran.docx
+++ b/tillsyn/A 25752-2025 tillsynsbegäran.docx
@@ -275,7 +275,7 @@
     <w:r>
       <w:tab/>
       <w:tab/>
-      <w:t>2025-06-19</w:t>
+      <w:t>2025-06-20</w:t>
       <w:br/>
       <w:br/>
     </w:r>

--- a/tillsyn/A 25752-2025 tillsynsbegäran.docx
+++ b/tillsyn/A 25752-2025 tillsynsbegäran.docx
@@ -275,7 +275,7 @@
     <w:r>
       <w:tab/>
       <w:tab/>
-      <w:t>2025-06-20</w:t>
+      <w:t>2025-06-21</w:t>
       <w:br/>
       <w:br/>
     </w:r>

--- a/tillsyn/A 25752-2025 tillsynsbegäran.docx
+++ b/tillsyn/A 25752-2025 tillsynsbegäran.docx
@@ -275,7 +275,7 @@
     <w:r>
       <w:tab/>
       <w:tab/>
-      <w:t>2025-06-21</w:t>
+      <w:t>2025-06-22</w:t>
       <w:br/>
       <w:br/>
     </w:r>

--- a/tillsyn/A 25752-2025 tillsynsbegäran.docx
+++ b/tillsyn/A 25752-2025 tillsynsbegäran.docx
@@ -275,7 +275,7 @@
     <w:r>
       <w:tab/>
       <w:tab/>
-      <w:t>2025-06-22</w:t>
+      <w:t>2025-06-23</w:t>
       <w:br/>
       <w:br/>
     </w:r>

--- a/tillsyn/A 25752-2025 tillsynsbegäran.docx
+++ b/tillsyn/A 25752-2025 tillsynsbegäran.docx
@@ -275,7 +275,7 @@
     <w:r>
       <w:tab/>
       <w:tab/>
-      <w:t>2025-06-23</w:t>
+      <w:t>2025-06-24</w:t>
       <w:br/>
       <w:br/>
     </w:r>

--- a/tillsyn/A 25752-2025 tillsynsbegäran.docx
+++ b/tillsyn/A 25752-2025 tillsynsbegäran.docx
@@ -275,7 +275,7 @@
     <w:r>
       <w:tab/>
       <w:tab/>
-      <w:t>2025-06-24</w:t>
+      <w:t>2025-06-25</w:t>
       <w:br/>
       <w:br/>
     </w:r>
